--- a/litigation-os/matters/carrelha-v-meb-2026/12-workproduct/drafts/WP-004-final-quality-gate-two-independent-audits.docx
+++ b/litigation-os/matters/carrelha-v-meb-2026/12-workproduct/drafts/WP-004-final-quality-gate-two-independent-audits.docx
@@ -1331,6 +1331,422 @@
           <w:b/>
           <w:i w:val="0"/>
         </w:rPr>
+        <w:t>SECOND GATE — THE PHASE 5 BUILD</w:t>
+      </w:r>
+    </w:p>
+    <w:p>
+      <w:pPr>
+        <w:ind w:firstLine="0"/>
+      </w:pPr>
+      <w:r>
+        <w:rPr>
+          <w:b w:val="0"/>
+          <w:i w:val="0"/>
+        </w:rPr>
+        <w:t>Five further defects, all found by running the new work rather than reading it.</w:t>
+      </w:r>
+    </w:p>
+    <w:tbl>
+      <w:tblPr>
+        <w:tblStyle w:val="TableGrid"/>
+        <w:tblW w:type="auto" w:w="0"/>
+        <w:tblLook w:firstColumn="1" w:firstRow="1" w:lastColumn="0" w:lastRow="0" w:noHBand="0" w:noVBand="1" w:val="04A0"/>
+      </w:tblPr>
+      <w:tblGrid>
+        <w:gridCol w:w="3120"/>
+        <w:gridCol w:w="3120"/>
+        <w:gridCol w:w="3120"/>
+      </w:tblGrid>
+      <w:tr>
+        <w:tc>
+          <w:tcPr>
+            <w:tcW w:type="dxa" w:w="3120"/>
+          </w:tcPr>
+          <w:p>
+            <w:pPr>
+              <w:spacing w:line="240" w:lineRule="auto" w:after="0"/>
+            </w:pPr>
+            <w:r/>
+            <w:r>
+              <w:rPr>
+                <w:b/>
+                <w:sz w:val="18"/>
+              </w:rPr>
+              <w:t>#</w:t>
+            </w:r>
+          </w:p>
+        </w:tc>
+        <w:tc>
+          <w:tcPr>
+            <w:tcW w:type="dxa" w:w="3120"/>
+          </w:tcPr>
+          <w:p>
+            <w:pPr>
+              <w:spacing w:line="240" w:lineRule="auto" w:after="0"/>
+            </w:pPr>
+            <w:r/>
+            <w:r>
+              <w:rPr>
+                <w:b/>
+                <w:sz w:val="18"/>
+              </w:rPr>
+              <w:t>Defect</w:t>
+            </w:r>
+          </w:p>
+        </w:tc>
+        <w:tc>
+          <w:tcPr>
+            <w:tcW w:type="dxa" w:w="3120"/>
+          </w:tcPr>
+          <w:p>
+            <w:pPr>
+              <w:spacing w:line="240" w:lineRule="auto" w:after="0"/>
+            </w:pPr>
+            <w:r/>
+            <w:r>
+              <w:rPr>
+                <w:b/>
+                <w:sz w:val="18"/>
+              </w:rPr>
+              <w:t>Correction</w:t>
+            </w:r>
+          </w:p>
+        </w:tc>
+      </w:tr>
+      <w:tr>
+        <w:tc>
+          <w:tcPr>
+            <w:tcW w:type="dxa" w:w="3120"/>
+          </w:tcPr>
+          <w:p>
+            <w:pPr>
+              <w:spacing w:line="240" w:lineRule="auto" w:after="0"/>
+            </w:pPr>
+            <w:r/>
+            <w:r>
+              <w:rPr>
+                <w:sz w:val="18"/>
+              </w:rPr>
+              <w:t>9</w:t>
+            </w:r>
+          </w:p>
+        </w:tc>
+        <w:tc>
+          <w:tcPr>
+            <w:tcW w:type="dxa" w:w="3120"/>
+          </w:tcPr>
+          <w:p>
+            <w:pPr>
+              <w:spacing w:line="240" w:lineRule="auto" w:after="0"/>
+            </w:pPr>
+            <w:r/>
+            <w:r>
+              <w:rPr>
+                <w:sz w:val="18"/>
+              </w:rPr>
+              <w:t>This system produced a non-compliant filing. WP-003 went out in 13-point Times New Roman. N.D. Ga. LR 5.1 permits that typeface only at 14 point or larger. The format profile carried a note saying "read the current rule and set font_size from it" — and nobody did.</w:t>
+            </w:r>
+          </w:p>
+        </w:tc>
+        <w:tc>
+          <w:tcPr>
+            <w:tcW w:type="dxa" w:w="3120"/>
+          </w:tcPr>
+          <w:p>
+            <w:pPr>
+              <w:spacing w:line="240" w:lineRule="auto" w:after="0"/>
+            </w:pPr>
+            <w:r/>
+            <w:r>
+              <w:rPr>
+                <w:sz w:val="18"/>
+              </w:rPr>
+              <w:t>The rule was read and recorded (CV-031). produce_document.py now refuses to render a filed document that violates a court type rule it has read, and refuses a profile name it has no rule for. A note is not a check.</w:t>
+            </w:r>
+          </w:p>
+        </w:tc>
+      </w:tr>
+      <w:tr>
+        <w:tc>
+          <w:tcPr>
+            <w:tcW w:type="dxa" w:w="3120"/>
+          </w:tcPr>
+          <w:p>
+            <w:pPr>
+              <w:spacing w:line="240" w:lineRule="auto" w:after="0"/>
+            </w:pPr>
+            <w:r/>
+            <w:r>
+              <w:rPr>
+                <w:sz w:val="18"/>
+              </w:rPr>
+              <w:t>10</w:t>
+            </w:r>
+          </w:p>
+        </w:tc>
+        <w:tc>
+          <w:tcPr>
+            <w:tcW w:type="dxa" w:w="3120"/>
+          </w:tcPr>
+          <w:p>
+            <w:pPr>
+              <w:spacing w:line="240" w:lineRule="auto" w:after="0"/>
+            </w:pPr>
+            <w:r/>
+            <w:r>
+              <w:rPr>
+                <w:sz w:val="18"/>
+              </w:rPr>
+              <w:t>The docket-ingest tool silently discarded its own output. It wrote row keys invented from memory rather than read from the register header, and the CSV writer dropped every unknown key without a word. It reported "6 rows added" and wrote six blank rows.</w:t>
+            </w:r>
+          </w:p>
+        </w:tc>
+        <w:tc>
+          <w:tcPr>
+            <w:tcW w:type="dxa" w:w="3120"/>
+          </w:tcPr>
+          <w:p>
+            <w:pPr>
+              <w:spacing w:line="240" w:lineRule="auto" w:after="0"/>
+            </w:pPr>
+            <w:r/>
+            <w:r>
+              <w:rPr>
+                <w:sz w:val="18"/>
+              </w:rPr>
+              <w:t>Column names corrected, and the writer now refuses to write at all when a populated column is not in the header. A writer that discards data silently turns a typo into undetectable loss.</w:t>
+            </w:r>
+          </w:p>
+        </w:tc>
+      </w:tr>
+      <w:tr>
+        <w:tc>
+          <w:tcPr>
+            <w:tcW w:type="dxa" w:w="3120"/>
+          </w:tcPr>
+          <w:p>
+            <w:pPr>
+              <w:spacing w:line="240" w:lineRule="auto" w:after="0"/>
+            </w:pPr>
+            <w:r/>
+            <w:r>
+              <w:rPr>
+                <w:sz w:val="18"/>
+              </w:rPr>
+              <w:t>11</w:t>
+            </w:r>
+          </w:p>
+        </w:tc>
+        <w:tc>
+          <w:tcPr>
+            <w:tcW w:type="dxa" w:w="3120"/>
+          </w:tcPr>
+          <w:p>
+            <w:pPr>
+              <w:spacing w:line="240" w:lineRule="auto" w:after="0"/>
+            </w:pPr>
+            <w:r/>
+            <w:r>
+              <w:rPr>
+                <w:sz w:val="18"/>
+              </w:rPr>
+              <w:t>A notice of removal classified as a complaint, because the classifier read the attachment list — "(Attachments: Exhibit A State Court Complaint)".</w:t>
+            </w:r>
+          </w:p>
+        </w:tc>
+        <w:tc>
+          <w:tcPr>
+            <w:tcW w:type="dxa" w:w="3120"/>
+          </w:tcPr>
+          <w:p>
+            <w:pPr>
+              <w:spacing w:line="240" w:lineRule="auto" w:after="0"/>
+            </w:pPr>
+            <w:r/>
+            <w:r>
+              <w:rPr>
+                <w:sz w:val="18"/>
+              </w:rPr>
+              <w:t>Classification now reads the opening of the entry, where the clerk names the filing, and falls back to the whole text only if nothing matches.</w:t>
+            </w:r>
+          </w:p>
+        </w:tc>
+      </w:tr>
+      <w:tr>
+        <w:tc>
+          <w:tcPr>
+            <w:tcW w:type="dxa" w:w="3120"/>
+          </w:tcPr>
+          <w:p>
+            <w:pPr>
+              <w:spacing w:line="240" w:lineRule="auto" w:after="0"/>
+            </w:pPr>
+            <w:r/>
+            <w:r>
+              <w:rPr>
+                <w:sz w:val="18"/>
+              </w:rPr>
+              <w:t>12</w:t>
+            </w:r>
+          </w:p>
+        </w:tc>
+        <w:tc>
+          <w:tcPr>
+            <w:tcW w:type="dxa" w:w="3120"/>
+          </w:tcPr>
+          <w:p>
+            <w:pPr>
+              <w:spacing w:line="240" w:lineRule="auto" w:after="0"/>
+            </w:pPr>
+            <w:r/>
+            <w:r>
+              <w:rPr>
+                <w:sz w:val="18"/>
+              </w:rPr>
+              <w:t>The ingest wrote deadline_type and date_status values that do not exist in the register's enums, so every row it opened failed validation. An ingest that produces rows a human must redo saves nothing.</w:t>
+            </w:r>
+          </w:p>
+        </w:tc>
+        <w:tc>
+          <w:tcPr>
+            <w:tcW w:type="dxa" w:w="3120"/>
+          </w:tcPr>
+          <w:p>
+            <w:pPr>
+              <w:spacing w:line="240" w:lineRule="auto" w:after="0"/>
+            </w:pPr>
+            <w:r/>
+            <w:r>
+              <w:rPr>
+                <w:sz w:val="18"/>
+              </w:rPr>
+              <w:t>Corrected to the register's own vocabulary. Every ingested row is now needs-verification with ambiguity_flag: yes, and a period-setting entry becomes a conditional row reading NOT-COMPUTABLE with its trigger named.</w:t>
+            </w:r>
+          </w:p>
+        </w:tc>
+      </w:tr>
+      <w:tr>
+        <w:tc>
+          <w:tcPr>
+            <w:tcW w:type="dxa" w:w="3120"/>
+          </w:tcPr>
+          <w:p>
+            <w:pPr>
+              <w:spacing w:line="240" w:lineRule="auto" w:after="0"/>
+            </w:pPr>
+            <w:r/>
+            <w:r>
+              <w:rPr>
+                <w:sz w:val="18"/>
+              </w:rPr>
+              <w:t>13</w:t>
+            </w:r>
+          </w:p>
+        </w:tc>
+        <w:tc>
+          <w:tcPr>
+            <w:tcW w:type="dxa" w:w="3120"/>
+          </w:tcPr>
+          <w:p>
+            <w:pPr>
+              <w:spacing w:line="240" w:lineRule="auto" w:after="0"/>
+            </w:pPr>
+            <w:r/>
+            <w:r>
+              <w:rPr>
+                <w:sz w:val="18"/>
+              </w:rPr>
+              <w:t>QC reported "paragraph 3" and "¶ 116" in a motion as dangling internal references. They point at the *pleading*.</w:t>
+            </w:r>
+          </w:p>
+        </w:tc>
+        <w:tc>
+          <w:tcPr>
+            <w:tcW w:type="dxa" w:w="3120"/>
+          </w:tcPr>
+          <w:p>
+            <w:pPr>
+              <w:spacing w:line="240" w:lineRule="auto" w:after="0"/>
+            </w:pPr>
+            <w:r/>
+            <w:r>
+              <w:rPr>
+                <w:sz w:val="18"/>
+              </w:rPr>
+              <w:t>Only Section and Part references are resolved against the document's own headings; the rest are counted and reported as outward.</w:t>
+            </w:r>
+          </w:p>
+        </w:tc>
+      </w:tr>
+    </w:tbl>
+    <w:p>
+      <w:pPr>
+        <w:spacing w:line="240" w:lineRule="auto"/>
+      </w:pPr>
+      <w:r>
+        <w:rPr>
+          <w:b w:val="0"/>
+          <w:i w:val="0"/>
+        </w:rPr>
+      </w:r>
+    </w:p>
+    <w:p>
+      <w:pPr>
+        <w:spacing w:line="240" w:lineRule="auto"/>
+      </w:pPr>
+      <w:r>
+        <w:rPr>
+          <w:b/>
+          <w:i/>
+        </w:rPr>
+        <w:t>And the finding that changed the risk picture</w:t>
+      </w:r>
+    </w:p>
+    <w:p>
+      <w:pPr>
+        <w:ind w:firstLine="0"/>
+      </w:pPr>
+      <w:r>
+        <w:rPr>
+          <w:b w:val="0"/>
+          <w:i w:val="0"/>
+        </w:rPr>
+        <w:t>Checking the operative pleading directly — rather than reasoning from the strategy documents that discuss it — established that **the two citation defects never reached it.** Zero occurrences of *Racette*, Fannie Mae, REMIC Trust 2024-91, or any void-assignment attack. Paragraph 3 was drafted around *Ames*.</w:t>
+      </w:r>
+    </w:p>
+    <w:p>
+      <w:pPr>
+        <w:ind w:firstLine="0"/>
+      </w:pPr>
+      <w:r>
+        <w:rPr>
+          <w:b w:val="0"/>
+          <w:i w:val="0"/>
+        </w:rPr>
+        <w:t>That is the opposite of what the first gate assumed, and it was one command away the entire time. Recorded here because the lesson generalises: a document that *discusses* a filing is not evidence of what the filing says.</w:t>
+      </w:r>
+    </w:p>
+    <w:p>
+      <w:pPr>
+        <w:ind w:firstLine="0"/>
+      </w:pPr>
+      <w:r>
+        <w:rPr>
+          <w:b w:val="0"/>
+          <w:i w:val="0"/>
+        </w:rPr>
+        <w:t>Two defects that **are** in the pleading were found in the same pass, and they are the ones that matter — a cross-reference in paragraph 3 pointing at the wrong counts, and one count incorporating "the substantive facts of Counts VI, VIII, XII, and XIII", which contradicts paragraph 2's own representation to the Court and is the second *Weiland* category that Doc. 35 ordered cured.</w:t>
+      </w:r>
+    </w:p>
+    <w:p>
+      <w:pPr>
+        <w:spacing w:line="240" w:lineRule="auto"/>
+      </w:pPr>
+      <w:r>
+        <w:rPr>
+          <w:b/>
+          <w:i w:val="0"/>
+        </w:rPr>
         <w:t>VALIDATIONS RE-RUN AFTER CORRECTION</w:t>
       </w:r>
     </w:p>
